--- a/1.Ročníková Práce-David Antonín.docx
+++ b/1.Ročníková Práce-David Antonín.docx
@@ -63,12 +63,12 @@
             <wp:extent cx="3927600" cy="3991811"/>
             <wp:effectExtent b="0" l="0" r="0" t="0"/>
             <wp:wrapNone/>
-            <wp:docPr id="2" name="image4.png"/>
+            <wp:docPr id="2" name="image3.png"/>
             <a:graphic>
               <a:graphicData uri="http://schemas.openxmlformats.org/drawingml/2006/picture">
                 <pic:pic>
                   <pic:nvPicPr>
-                    <pic:cNvPr id="0" name="image4.png"/>
+                    <pic:cNvPr id="0" name="image3.png"/>
                     <pic:cNvPicPr preferRelativeResize="0"/>
                   </pic:nvPicPr>
                   <pic:blipFill>
@@ -859,6 +859,54 @@
     </w:p>
     <w:p>
       <w:pPr>
+        <w:rPr/>
+      </w:pPr>
+      <w:r>
+        <w:rPr>
+          <w:rtl w:val="0"/>
+        </w:rPr>
+      </w:r>
+    </w:p>
+    <w:p>
+      <w:pPr>
+        <w:rPr/>
+      </w:pPr>
+      <w:r>
+        <w:rPr>
+          <w:rtl w:val="0"/>
+        </w:rPr>
+      </w:r>
+    </w:p>
+    <w:p>
+      <w:pPr>
+        <w:jc w:val="center"/>
+        <w:rPr>
+          <w:rFonts w:ascii="Roboto Serif" w:cs="Roboto Serif" w:eastAsia="Roboto Serif" w:hAnsi="Roboto Serif"/>
+          <w:b w:val="1"/>
+          <w:bCs w:val="1"/>
+          <w:sz w:val="26"/>
+          <w:szCs w:val="26"/>
+        </w:rPr>
+      </w:pPr>
+      <w:r>
+        <w:rPr>
+          <w:rFonts w:ascii="Roboto Serif" w:cs="Roboto Serif" w:eastAsia="Roboto Serif" w:hAnsi="Roboto Serif"/>
+          <w:b w:val="1"/>
+          <w:bCs w:val="1"/>
+          <w:sz w:val="26"/>
+          <w:szCs w:val="26"/>
+          <w:rtl w:val="0"/>
+        </w:rPr>
+        <w:t xml:space="preserve">II</w:t>
+      </w:r>
+      <w:r>
+        <w:rPr>
+          <w:rtl w:val="0"/>
+        </w:rPr>
+      </w:r>
+    </w:p>
+    <w:p>
+      <w:pPr>
         <w:pStyle w:val="Heading1"/>
         <w:jc w:val="center"/>
         <w:rPr>
@@ -1067,19 +1115,15 @@
         </w:rPr>
         <w:t xml:space="preserve">Program funguje na principu hádání pětimístného slova, které je předem uloženo. Uživatel zadává své tipy a po každém pokusu dostane barevnou zpětnou vazbu. Žlutá barva znamená, že písmeno ve slově je, ale na špatné pozici. Zelená označuje správné písmeno na správném místě. Šedá značí, že se písmeno ve slově vůbec nevyskytuje. Díky těmto informacím hráč postupně zpřesňuje své odhady. Na uhodnutí má celkem šest pokusů. Po posledním pokusu program vyhodnotí výsledek (výhra/prohra), podobně jako ve </w:t>
       </w:r>
-      <w:hyperlink r:id="rId7">
-        <w:r>
-          <w:rPr>
-            <w:rFonts w:ascii="Roboto Serif" w:cs="Roboto Serif" w:eastAsia="Roboto Serif" w:hAnsi="Roboto Serif"/>
-            <w:color w:val="1155cc"/>
-            <w:sz w:val="26"/>
-            <w:szCs w:val="26"/>
-            <w:u w:val="single"/>
-            <w:rtl w:val="0"/>
-          </w:rPr>
-          <w:t xml:space="preserve">Wordle</w:t>
-        </w:r>
-      </w:hyperlink>
+      <w:r>
+        <w:rPr>
+          <w:rFonts w:ascii="Roboto Serif" w:cs="Roboto Serif" w:eastAsia="Roboto Serif" w:hAnsi="Roboto Serif"/>
+          <w:sz w:val="26"/>
+          <w:szCs w:val="26"/>
+          <w:rtl w:val="0"/>
+        </w:rPr>
+        <w:t xml:space="preserve">Wordle</w:t>
+      </w:r>
       <w:r>
         <w:rPr>
           <w:rFonts w:ascii="Roboto Serif" w:cs="Roboto Serif" w:eastAsia="Roboto Serif" w:hAnsi="Roboto Serif"/>
@@ -1139,6 +1183,42 @@
         <w:rPr>
           <w:rtl w:val="0"/>
         </w:rPr>
+      </w:r>
+    </w:p>
+    <w:p>
+      <w:pPr>
+        <w:rPr>
+          <w:b w:val="1"/>
+          <w:bCs w:val="1"/>
+        </w:rPr>
+      </w:pPr>
+      <w:r>
+        <w:rPr>
+          <w:rtl w:val="0"/>
+        </w:rPr>
+      </w:r>
+    </w:p>
+    <w:p>
+      <w:pPr>
+        <w:jc w:val="center"/>
+        <w:rPr>
+          <w:rFonts w:ascii="Roboto Serif" w:cs="Roboto Serif" w:eastAsia="Roboto Serif" w:hAnsi="Roboto Serif"/>
+          <w:b w:val="1"/>
+          <w:bCs w:val="1"/>
+          <w:sz w:val="26"/>
+          <w:szCs w:val="26"/>
+        </w:rPr>
+      </w:pPr>
+      <w:r>
+        <w:rPr>
+          <w:rFonts w:ascii="Roboto Serif" w:cs="Roboto Serif" w:eastAsia="Roboto Serif" w:hAnsi="Roboto Serif"/>
+          <w:b w:val="1"/>
+          <w:bCs w:val="1"/>
+          <w:sz w:val="26"/>
+          <w:szCs w:val="26"/>
+          <w:rtl w:val="0"/>
+        </w:rPr>
+        <w:t xml:space="preserve">III</w:t>
       </w:r>
     </w:p>
     <w:p>
@@ -1251,7 +1331,7 @@
         <w:tab/>
         <w:t xml:space="preserve">.</w:t>
         <w:tab/>
-        <w:t xml:space="preserve">. 5</w:t>
+        <w:t xml:space="preserve">. 2</w:t>
       </w:r>
     </w:p>
     <w:p>
@@ -1294,7 +1374,7 @@
         <w:tab/>
         <w:t xml:space="preserve">.</w:t>
         <w:tab/>
-        <w:t xml:space="preserve">. 5</w:t>
+        <w:t xml:space="preserve">. 2</w:t>
       </w:r>
     </w:p>
     <w:p>
@@ -1339,7 +1419,7 @@
         <w:tab/>
         <w:t xml:space="preserve">.</w:t>
         <w:tab/>
-        <w:t xml:space="preserve">. 5</w:t>
+        <w:t xml:space="preserve">. 2</w:t>
       </w:r>
     </w:p>
     <w:p>
@@ -1412,7 +1492,7 @@
         <w:tab/>
         <w:t xml:space="preserve">.</w:t>
         <w:tab/>
-        <w:t xml:space="preserve">. 6</w:t>
+        <w:t xml:space="preserve">. 3</w:t>
       </w:r>
     </w:p>
     <w:p>
@@ -1494,7 +1574,16 @@
           <w:szCs w:val="28"/>
           <w:rtl w:val="0"/>
         </w:rPr>
-        <w:t xml:space="preserve"> 7</w:t>
+        <w:t xml:space="preserve"> </w:t>
+      </w:r>
+      <w:r>
+        <w:rPr>
+          <w:rFonts w:ascii="Roboto Serif Medium" w:cs="Roboto Serif Medium" w:eastAsia="Roboto Serif Medium" w:hAnsi="Roboto Serif Medium"/>
+          <w:sz w:val="28"/>
+          <w:szCs w:val="28"/>
+          <w:rtl w:val="0"/>
+        </w:rPr>
+        <w:t xml:space="preserve">4</w:t>
       </w:r>
     </w:p>
     <w:p>
@@ -1535,7 +1624,7 @@
         <w:tab/>
         <w:t xml:space="preserve">.</w:t>
         <w:tab/>
-        <w:t xml:space="preserve">. 7</w:t>
+        <w:t xml:space="preserve">. 4</w:t>
       </w:r>
     </w:p>
     <w:p>
@@ -1574,7 +1663,7 @@
         <w:tab/>
         <w:t xml:space="preserve">.</w:t>
         <w:tab/>
-        <w:t xml:space="preserve">. 7</w:t>
+        <w:t xml:space="preserve">. 4</w:t>
       </w:r>
     </w:p>
     <w:p>
@@ -1653,7 +1742,7 @@
         <w:tab/>
         <w:t xml:space="preserve">.</w:t>
         <w:tab/>
-        <w:t xml:space="preserve">. 8</w:t>
+        <w:t xml:space="preserve">. 5</w:t>
       </w:r>
       <w:r>
         <w:rPr>
@@ -1697,7 +1786,7 @@
         <w:tab/>
         <w:t xml:space="preserve">.</w:t>
         <w:tab/>
-        <w:t xml:space="preserve">. 8</w:t>
+        <w:t xml:space="preserve">. 5</w:t>
       </w:r>
     </w:p>
     <w:p>
@@ -1736,7 +1825,7 @@
         <w:tab/>
         <w:t xml:space="preserve">.</w:t>
         <w:tab/>
-        <w:t xml:space="preserve">. 8</w:t>
+        <w:t xml:space="preserve">. 5</w:t>
       </w:r>
     </w:p>
     <w:p>
@@ -1801,7 +1890,7 @@
         <w:tab/>
         <w:t xml:space="preserve">.</w:t>
         <w:tab/>
-        <w:t xml:space="preserve">. 9</w:t>
+        <w:t xml:space="preserve">. 6</w:t>
       </w:r>
       <w:r>
         <w:rPr>
@@ -1849,7 +1938,7 @@
         <w:tab/>
         <w:t xml:space="preserve">.</w:t>
         <w:tab/>
-        <w:t xml:space="preserve">. 9</w:t>
+        <w:t xml:space="preserve">. 6</w:t>
       </w:r>
     </w:p>
     <w:p>
@@ -1892,7 +1981,7 @@
         <w:tab/>
         <w:t xml:space="preserve">.</w:t>
         <w:tab/>
-        <w:t xml:space="preserve">. 9</w:t>
+        <w:t xml:space="preserve">. 6</w:t>
       </w:r>
     </w:p>
     <w:p>
@@ -1959,7 +2048,7 @@
         <w:tab/>
         <w:t xml:space="preserve">.</w:t>
         <w:tab/>
-        <w:t xml:space="preserve">. 10</w:t>
+        <w:t xml:space="preserve">. 7</w:t>
       </w:r>
       <w:r>
         <w:rPr>
@@ -2001,7 +2090,9 @@
         <w:tab/>
         <w:t xml:space="preserve">.</w:t>
         <w:tab/>
-        <w:t xml:space="preserve">. 10</w:t>
+        <w:t xml:space="preserve">. </w:t>
+        <w:tab/>
+        <w:t xml:space="preserve">. 7</w:t>
       </w:r>
     </w:p>
     <w:p>
@@ -2069,7 +2160,7 @@
         <w:tab/>
         <w:t xml:space="preserve">.</w:t>
         <w:tab/>
-        <w:t xml:space="preserve">. 11</w:t>
+        <w:t xml:space="preserve">. 8</w:t>
       </w:r>
       <w:r>
         <w:rPr>
@@ -2237,15 +2328,23 @@
     </w:p>
     <w:p>
       <w:pPr>
-        <w:rPr>
-          <w:b w:val="1"/>
-          <w:bCs w:val="1"/>
-        </w:rPr>
-      </w:pPr>
-      <w:r>
-        <w:rPr>
-          <w:rtl w:val="0"/>
-        </w:rPr>
+        <w:jc w:val="center"/>
+        <w:rPr>
+          <w:b w:val="1"/>
+          <w:bCs w:val="1"/>
+          <w:sz w:val="26"/>
+          <w:szCs w:val="26"/>
+        </w:rPr>
+      </w:pPr>
+      <w:r>
+        <w:rPr>
+          <w:b w:val="1"/>
+          <w:bCs w:val="1"/>
+          <w:sz w:val="26"/>
+          <w:szCs w:val="26"/>
+          <w:rtl w:val="0"/>
+        </w:rPr>
+        <w:t xml:space="preserve">1</w:t>
       </w:r>
     </w:p>
     <w:p>
@@ -2600,6 +2699,55 @@
     </w:p>
     <w:p>
       <w:pPr>
+        <w:rPr>
+          <w:b w:val="1"/>
+          <w:bCs w:val="1"/>
+        </w:rPr>
+      </w:pPr>
+      <w:r>
+        <w:rPr>
+          <w:rtl w:val="0"/>
+        </w:rPr>
+      </w:r>
+    </w:p>
+    <w:p>
+      <w:pPr>
+        <w:rPr>
+          <w:b w:val="1"/>
+          <w:bCs w:val="1"/>
+        </w:rPr>
+      </w:pPr>
+      <w:r>
+        <w:rPr>
+          <w:rtl w:val="0"/>
+        </w:rPr>
+      </w:r>
+    </w:p>
+    <w:p>
+      <w:pPr>
+        <w:jc w:val="center"/>
+        <w:rPr>
+          <w:rFonts w:ascii="Roboto Serif" w:cs="Roboto Serif" w:eastAsia="Roboto Serif" w:hAnsi="Roboto Serif"/>
+          <w:b w:val="1"/>
+          <w:bCs w:val="1"/>
+          <w:sz w:val="26"/>
+          <w:szCs w:val="26"/>
+        </w:rPr>
+      </w:pPr>
+      <w:r>
+        <w:rPr>
+          <w:rFonts w:ascii="Roboto Serif" w:cs="Roboto Serif" w:eastAsia="Roboto Serif" w:hAnsi="Roboto Serif"/>
+          <w:b w:val="1"/>
+          <w:bCs w:val="1"/>
+          <w:sz w:val="26"/>
+          <w:szCs w:val="26"/>
+          <w:rtl w:val="0"/>
+        </w:rPr>
+        <w:t xml:space="preserve">2</w:t>
+      </w:r>
+    </w:p>
+    <w:p>
+      <w:pPr>
         <w:pStyle w:val="Heading1"/>
         <w:jc w:val="center"/>
         <w:rPr>
@@ -2903,6 +3051,120 @@
     </w:p>
     <w:p>
       <w:pPr>
+        <w:rPr>
+          <w:b w:val="1"/>
+          <w:bCs w:val="1"/>
+        </w:rPr>
+      </w:pPr>
+      <w:r>
+        <w:rPr>
+          <w:rtl w:val="0"/>
+        </w:rPr>
+      </w:r>
+    </w:p>
+    <w:p>
+      <w:pPr>
+        <w:rPr>
+          <w:b w:val="1"/>
+          <w:bCs w:val="1"/>
+        </w:rPr>
+      </w:pPr>
+      <w:r>
+        <w:rPr>
+          <w:rtl w:val="0"/>
+        </w:rPr>
+      </w:r>
+    </w:p>
+    <w:p>
+      <w:pPr>
+        <w:rPr>
+          <w:b w:val="1"/>
+          <w:bCs w:val="1"/>
+        </w:rPr>
+      </w:pPr>
+      <w:r>
+        <w:rPr>
+          <w:rtl w:val="0"/>
+        </w:rPr>
+      </w:r>
+    </w:p>
+    <w:p>
+      <w:pPr>
+        <w:rPr>
+          <w:b w:val="1"/>
+          <w:bCs w:val="1"/>
+        </w:rPr>
+      </w:pPr>
+      <w:r>
+        <w:rPr>
+          <w:rtl w:val="0"/>
+        </w:rPr>
+      </w:r>
+    </w:p>
+    <w:p>
+      <w:pPr>
+        <w:rPr>
+          <w:b w:val="1"/>
+          <w:bCs w:val="1"/>
+        </w:rPr>
+      </w:pPr>
+      <w:r>
+        <w:rPr>
+          <w:rtl w:val="0"/>
+        </w:rPr>
+      </w:r>
+    </w:p>
+    <w:p>
+      <w:pPr>
+        <w:rPr>
+          <w:b w:val="1"/>
+          <w:bCs w:val="1"/>
+        </w:rPr>
+      </w:pPr>
+      <w:r>
+        <w:rPr>
+          <w:rtl w:val="0"/>
+        </w:rPr>
+      </w:r>
+    </w:p>
+    <w:p>
+      <w:pPr>
+        <w:rPr>
+          <w:b w:val="1"/>
+          <w:bCs w:val="1"/>
+        </w:rPr>
+      </w:pPr>
+      <w:r>
+        <w:rPr>
+          <w:rtl w:val="0"/>
+        </w:rPr>
+      </w:r>
+    </w:p>
+    <w:p>
+      <w:pPr>
+        <w:jc w:val="center"/>
+        <w:rPr>
+          <w:rFonts w:ascii="Roboto Serif" w:cs="Roboto Serif" w:eastAsia="Roboto Serif" w:hAnsi="Roboto Serif"/>
+          <w:b w:val="1"/>
+          <w:bCs w:val="1"/>
+          <w:sz w:val="26"/>
+          <w:szCs w:val="26"/>
+        </w:rPr>
+      </w:pPr>
+      <w:r>
+        <w:rPr>
+          <w:rFonts w:ascii="Roboto Serif" w:cs="Roboto Serif" w:eastAsia="Roboto Serif" w:hAnsi="Roboto Serif"/>
+          <w:b w:val="1"/>
+          <w:bCs w:val="1"/>
+          <w:sz w:val="26"/>
+          <w:szCs w:val="26"/>
+          <w:rtl w:val="0"/>
+        </w:rPr>
+        <w:t xml:space="preserve">3</w:t>
+      </w:r>
+    </w:p>
+    <w:p>
+      <w:pPr>
         <w:pStyle w:val="Heading1"/>
         <w:jc w:val="center"/>
         <w:rPr>
@@ -3156,18 +3418,26 @@
     </w:p>
     <w:p>
       <w:pPr>
-        <w:ind w:left="720" w:firstLine="720"/>
+        <w:ind w:left="0" w:firstLine="0"/>
         <w:jc w:val="center"/>
         <w:rPr>
-          <w:rFonts w:ascii="Roboto Serif Medium" w:cs="Roboto Serif Medium" w:eastAsia="Roboto Serif Medium" w:hAnsi="Roboto Serif Medium"/>
-          <w:sz w:val="48"/>
-          <w:szCs w:val="48"/>
-        </w:rPr>
-      </w:pPr>
-      <w:r>
-        <w:rPr>
-          <w:rtl w:val="0"/>
-        </w:rPr>
+          <w:rFonts w:ascii="Roboto Serif" w:cs="Roboto Serif" w:eastAsia="Roboto Serif" w:hAnsi="Roboto Serif"/>
+          <w:b w:val="1"/>
+          <w:bCs w:val="1"/>
+          <w:sz w:val="26"/>
+          <w:szCs w:val="26"/>
+        </w:rPr>
+      </w:pPr>
+      <w:r>
+        <w:rPr>
+          <w:rFonts w:ascii="Roboto Serif" w:cs="Roboto Serif" w:eastAsia="Roboto Serif" w:hAnsi="Roboto Serif"/>
+          <w:b w:val="1"/>
+          <w:bCs w:val="1"/>
+          <w:sz w:val="26"/>
+          <w:szCs w:val="26"/>
+          <w:rtl w:val="0"/>
+        </w:rPr>
+        <w:t xml:space="preserve">4</w:t>
       </w:r>
     </w:p>
     <w:p>
@@ -3264,16 +3534,16 @@
             <wp:extent cx="3184819" cy="3212593"/>
             <wp:effectExtent b="0" l="0" r="0" t="0"/>
             <wp:wrapSquare wrapText="bothSides" distB="114300" distT="114300" distL="114300" distR="114300"/>
-            <wp:docPr id="4" name="image2.png"/>
+            <wp:docPr id="4" name="image1.png"/>
             <a:graphic>
               <a:graphicData uri="http://schemas.openxmlformats.org/drawingml/2006/picture">
                 <pic:pic>
                   <pic:nvPicPr>
-                    <pic:cNvPr id="0" name="image2.png"/>
+                    <pic:cNvPr id="0" name="image1.png"/>
                     <pic:cNvPicPr preferRelativeResize="0"/>
                   </pic:nvPicPr>
                   <pic:blipFill>
-                    <a:blip r:embed="rId8"/>
+                    <a:blip r:embed="rId7"/>
                     <a:srcRect b="0" l="0" r="0" t="0"/>
                     <a:stretch>
                       <a:fillRect/>
@@ -3404,16 +3674,16 @@
             <wp:extent cx="3181350" cy="3112190"/>
             <wp:effectExtent b="0" l="0" r="0" t="0"/>
             <wp:wrapSquare wrapText="bothSides" distB="114300" distT="114300" distL="114300" distR="114300"/>
-            <wp:docPr id="3" name="image3.png"/>
+            <wp:docPr id="3" name="image4.png"/>
             <a:graphic>
               <a:graphicData uri="http://schemas.openxmlformats.org/drawingml/2006/picture">
                 <pic:pic>
                   <pic:nvPicPr>
-                    <pic:cNvPr id="0" name="image3.png"/>
+                    <pic:cNvPr id="0" name="image4.png"/>
                     <pic:cNvPicPr preferRelativeResize="0"/>
                   </pic:nvPicPr>
                   <pic:blipFill>
-                    <a:blip r:embed="rId9"/>
+                    <a:blip r:embed="rId8"/>
                     <a:srcRect b="0" l="0" r="0" t="0"/>
                     <a:stretch>
                       <a:fillRect/>
@@ -3525,6 +3795,68 @@
     </w:p>
     <w:p>
       <w:pPr>
+        <w:rPr>
+          <w:b w:val="1"/>
+          <w:bCs w:val="1"/>
+        </w:rPr>
+      </w:pPr>
+      <w:r>
+        <w:rPr>
+          <w:rtl w:val="0"/>
+        </w:rPr>
+      </w:r>
+    </w:p>
+    <w:p>
+      <w:pPr>
+        <w:rPr>
+          <w:b w:val="1"/>
+          <w:bCs w:val="1"/>
+        </w:rPr>
+      </w:pPr>
+      <w:r>
+        <w:rPr>
+          <w:rtl w:val="0"/>
+        </w:rPr>
+      </w:r>
+    </w:p>
+    <w:p>
+      <w:pPr>
+        <w:rPr>
+          <w:b w:val="1"/>
+          <w:bCs w:val="1"/>
+        </w:rPr>
+      </w:pPr>
+      <w:r>
+        <w:rPr>
+          <w:rtl w:val="0"/>
+        </w:rPr>
+      </w:r>
+    </w:p>
+    <w:p>
+      <w:pPr>
+        <w:jc w:val="center"/>
+        <w:rPr>
+          <w:rFonts w:ascii="Roboto Serif" w:cs="Roboto Serif" w:eastAsia="Roboto Serif" w:hAnsi="Roboto Serif"/>
+          <w:b w:val="1"/>
+          <w:bCs w:val="1"/>
+          <w:sz w:val="26"/>
+          <w:szCs w:val="26"/>
+        </w:rPr>
+      </w:pPr>
+      <w:r>
+        <w:rPr>
+          <w:rFonts w:ascii="Roboto Serif" w:cs="Roboto Serif" w:eastAsia="Roboto Serif" w:hAnsi="Roboto Serif"/>
+          <w:b w:val="1"/>
+          <w:bCs w:val="1"/>
+          <w:sz w:val="26"/>
+          <w:szCs w:val="26"/>
+          <w:rtl w:val="0"/>
+        </w:rPr>
+        <w:t xml:space="preserve">5</w:t>
+      </w:r>
+    </w:p>
+    <w:p>
+      <w:pPr>
         <w:pStyle w:val="Heading1"/>
         <w:ind w:left="720" w:firstLine="0"/>
         <w:jc w:val="center"/>
@@ -4010,6 +4342,63 @@
         <w:rPr>
           <w:rtl w:val="0"/>
         </w:rPr>
+      </w:r>
+    </w:p>
+    <w:p>
+      <w:pPr>
+        <w:jc w:val="right"/>
+        <w:rPr>
+          <w:rFonts w:ascii="Roboto Serif" w:cs="Roboto Serif" w:eastAsia="Roboto Serif" w:hAnsi="Roboto Serif"/>
+          <w:b w:val="1"/>
+          <w:bCs w:val="1"/>
+          <w:sz w:val="26"/>
+          <w:szCs w:val="26"/>
+        </w:rPr>
+      </w:pPr>
+      <w:r>
+        <w:rPr>
+          <w:rtl w:val="0"/>
+        </w:rPr>
+      </w:r>
+    </w:p>
+    <w:p>
+      <w:pPr>
+        <w:jc w:val="right"/>
+        <w:rPr>
+          <w:rFonts w:ascii="Roboto Serif" w:cs="Roboto Serif" w:eastAsia="Roboto Serif" w:hAnsi="Roboto Serif"/>
+          <w:b w:val="1"/>
+          <w:bCs w:val="1"/>
+          <w:sz w:val="26"/>
+          <w:szCs w:val="26"/>
+        </w:rPr>
+      </w:pPr>
+      <w:r>
+        <w:rPr>
+          <w:rtl w:val="0"/>
+        </w:rPr>
+      </w:r>
+    </w:p>
+    <w:p>
+      <w:pPr>
+        <w:jc w:val="center"/>
+        <w:rPr>
+          <w:rFonts w:ascii="Roboto Serif" w:cs="Roboto Serif" w:eastAsia="Roboto Serif" w:hAnsi="Roboto Serif"/>
+          <w:b w:val="1"/>
+          <w:bCs w:val="1"/>
+          <w:sz w:val="26"/>
+          <w:szCs w:val="26"/>
+        </w:rPr>
+      </w:pPr>
+      <w:r>
+        <w:rPr>
+          <w:rFonts w:ascii="Roboto Serif" w:cs="Roboto Serif" w:eastAsia="Roboto Serif" w:hAnsi="Roboto Serif"/>
+          <w:b w:val="1"/>
+          <w:bCs w:val="1"/>
+          <w:sz w:val="26"/>
+          <w:szCs w:val="26"/>
+          <w:rtl w:val="0"/>
+        </w:rPr>
+        <w:t xml:space="preserve">6</w:t>
       </w:r>
     </w:p>
     <w:p>
@@ -4204,24 +4593,24 @@
           <wp:anchor allowOverlap="1" behindDoc="0" distB="114300" distT="114300" distL="114300" distR="114300" hidden="0" layoutInCell="1" locked="0" relativeHeight="0" simplePos="0">
             <wp:simplePos x="0" y="0"/>
             <wp:positionH relativeFrom="column">
-              <wp:posOffset>1666875</wp:posOffset>
+              <wp:posOffset>1866900</wp:posOffset>
             </wp:positionH>
             <wp:positionV relativeFrom="paragraph">
-              <wp:posOffset>2384819</wp:posOffset>
+              <wp:posOffset>2095500</wp:posOffset>
             </wp:positionV>
             <wp:extent cx="4914900" cy="1666875"/>
             <wp:effectExtent b="0" l="0" r="0" t="0"/>
             <wp:wrapSquare wrapText="bothSides" distB="114300" distT="114300" distL="114300" distR="114300"/>
-            <wp:docPr id="1" name="image1.png"/>
+            <wp:docPr id="1" name="image2.png"/>
             <a:graphic>
               <a:graphicData uri="http://schemas.openxmlformats.org/drawingml/2006/picture">
                 <pic:pic>
                   <pic:nvPicPr>
-                    <pic:cNvPr id="0" name="image1.png"/>
+                    <pic:cNvPr id="0" name="image2.png"/>
                     <pic:cNvPicPr preferRelativeResize="0"/>
                   </pic:nvPicPr>
                   <pic:blipFill>
-                    <a:blip r:embed="rId10"/>
+                    <a:blip r:embed="rId9"/>
                     <a:srcRect b="0" l="0" r="0" t="0"/>
                     <a:stretch>
                       <a:fillRect/>
@@ -4377,7 +4766,7 @@
     <w:p>
       <w:pPr>
         <w:ind w:left="0" w:firstLine="0"/>
-        <w:jc w:val="center"/>
+        <w:jc w:val="left"/>
         <w:rPr>
           <w:rFonts w:ascii="Roboto Serif Medium" w:cs="Roboto Serif Medium" w:eastAsia="Roboto Serif Medium" w:hAnsi="Roboto Serif Medium"/>
           <w:sz w:val="42"/>
@@ -4392,6 +4781,26 @@
     </w:p>
     <w:p>
       <w:pPr>
+        <w:ind w:left="3600" w:firstLine="1077.1653543307089"/>
+        <w:jc w:val="left"/>
+        <w:rPr>
+          <w:rFonts w:ascii="Roboto Serif Medium" w:cs="Roboto Serif Medium" w:eastAsia="Roboto Serif Medium" w:hAnsi="Roboto Serif Medium"/>
+          <w:sz w:val="26"/>
+          <w:szCs w:val="26"/>
+        </w:rPr>
+      </w:pPr>
+      <w:r>
+        <w:rPr>
+          <w:rFonts w:ascii="Roboto Serif Medium" w:cs="Roboto Serif Medium" w:eastAsia="Roboto Serif Medium" w:hAnsi="Roboto Serif Medium"/>
+          <w:sz w:val="26"/>
+          <w:szCs w:val="26"/>
+          <w:rtl w:val="0"/>
+        </w:rPr>
+        <w:t xml:space="preserve">7</w:t>
+      </w:r>
+    </w:p>
+    <w:p>
+      <w:pPr>
         <w:ind w:left="0" w:firstLine="0"/>
         <w:jc w:val="center"/>
         <w:rPr>
@@ -4409,7 +4818,7 @@
     <w:p>
       <w:pPr>
         <w:ind w:left="0" w:firstLine="0"/>
-        <w:jc w:val="center"/>
+        <w:jc w:val="left"/>
         <w:rPr>
           <w:rFonts w:ascii="Roboto Serif Medium" w:cs="Roboto Serif Medium" w:eastAsia="Roboto Serif Medium" w:hAnsi="Roboto Serif Medium"/>
           <w:sz w:val="42"/>
@@ -4441,7 +4850,7 @@
     <w:p>
       <w:pPr>
         <w:ind w:left="0" w:firstLine="0"/>
-        <w:jc w:val="left"/>
+        <w:jc w:val="center"/>
         <w:rPr>
           <w:rFonts w:ascii="Roboto Serif Medium" w:cs="Roboto Serif Medium" w:eastAsia="Roboto Serif Medium" w:hAnsi="Roboto Serif Medium"/>
           <w:sz w:val="42"/>
@@ -4450,8 +4859,12 @@
       </w:pPr>
       <w:r>
         <w:rPr>
-          <w:rtl w:val="0"/>
-        </w:rPr>
+          <w:rFonts w:ascii="Roboto Serif Medium" w:cs="Roboto Serif Medium" w:eastAsia="Roboto Serif Medium" w:hAnsi="Roboto Serif Medium"/>
+          <w:sz w:val="42"/>
+          <w:szCs w:val="42"/>
+          <w:rtl w:val="0"/>
+        </w:rPr>
+        <w:t xml:space="preserve">Zdroje</w:t>
       </w:r>
     </w:p>
     <w:p>
@@ -4466,26 +4879,6 @@
       </w:pPr>
       <w:r>
         <w:rPr>
-          <w:rFonts w:ascii="Roboto Serif Medium" w:cs="Roboto Serif Medium" w:eastAsia="Roboto Serif Medium" w:hAnsi="Roboto Serif Medium"/>
-          <w:sz w:val="42"/>
-          <w:szCs w:val="42"/>
-          <w:rtl w:val="0"/>
-        </w:rPr>
-        <w:t xml:space="preserve">Zdroje</w:t>
-      </w:r>
-    </w:p>
-    <w:p>
-      <w:pPr>
-        <w:ind w:left="0" w:firstLine="0"/>
-        <w:jc w:val="center"/>
-        <w:rPr>
-          <w:rFonts w:ascii="Roboto Serif Medium" w:cs="Roboto Serif Medium" w:eastAsia="Roboto Serif Medium" w:hAnsi="Roboto Serif Medium"/>
-          <w:sz w:val="42"/>
-          <w:szCs w:val="42"/>
-        </w:rPr>
-      </w:pPr>
-      <w:r>
-        <w:rPr>
           <w:rtl w:val="0"/>
         </w:rPr>
       </w:r>
@@ -4518,7 +4911,7 @@
         </w:rPr>
         <w:t xml:space="preserve"> DeepL Překladač .  .  .  </w:t>
       </w:r>
-      <w:hyperlink r:id="rId11">
+      <w:hyperlink r:id="rId10">
         <w:r>
           <w:rPr>
             <w:rFonts w:ascii="Roboto Serif Medium" w:cs="Roboto Serif Medium" w:eastAsia="Roboto Serif Medium" w:hAnsi="Roboto Serif Medium"/>
@@ -4582,7 +4975,7 @@
         </w:rPr>
         <w:t xml:space="preserve"> IntelliJ IDEA .  .  . </w:t>
       </w:r>
-      <w:hyperlink r:id="rId12">
+      <w:hyperlink r:id="rId11">
         <w:r>
           <w:rPr>
             <w:rFonts w:ascii="Roboto Serif Medium" w:cs="Roboto Serif Medium" w:eastAsia="Roboto Serif Medium" w:hAnsi="Roboto Serif Medium"/>
@@ -4649,7 +5042,7 @@
         </w:rPr>
         <w:t xml:space="preserve">Klávesnice z wordle .  .  . </w:t>
       </w:r>
-      <w:hyperlink r:id="rId13">
+      <w:hyperlink r:id="rId12">
         <w:r>
           <w:rPr>
             <w:rFonts w:ascii="Roboto Serif Medium" w:cs="Roboto Serif Medium" w:eastAsia="Roboto Serif Medium" w:hAnsi="Roboto Serif Medium"/>
@@ -4745,7 +5138,7 @@
         </w:rPr>
         <w:t xml:space="preserve"> </w:t>
       </w:r>
-      <w:hyperlink r:id="rId14">
+      <w:hyperlink r:id="rId13">
         <w:r>
           <w:rPr>
             <w:rFonts w:ascii="Roboto Serif Medium" w:cs="Roboto Serif Medium" w:eastAsia="Roboto Serif Medium" w:hAnsi="Roboto Serif Medium"/>
@@ -4812,7 +5205,7 @@
         </w:rPr>
         <w:t xml:space="preserve">Stack Overflow . . . </w:t>
       </w:r>
-      <w:hyperlink r:id="rId15">
+      <w:hyperlink r:id="rId14">
         <w:r>
           <w:rPr>
             <w:rFonts w:ascii="Roboto Serif Medium" w:cs="Roboto Serif Medium" w:eastAsia="Roboto Serif Medium" w:hAnsi="Roboto Serif Medium"/>
@@ -4881,17 +5274,410 @@
         </w:rPr>
       </w:r>
     </w:p>
+    <w:p>
+      <w:pPr>
+        <w:rPr>
+          <w:rFonts w:ascii="Roboto Serif" w:cs="Roboto Serif" w:eastAsia="Roboto Serif" w:hAnsi="Roboto Serif"/>
+          <w:b w:val="1"/>
+          <w:bCs w:val="1"/>
+        </w:rPr>
+      </w:pPr>
+      <w:r>
+        <w:rPr>
+          <w:rtl w:val="0"/>
+        </w:rPr>
+      </w:r>
+    </w:p>
+    <w:p>
+      <w:pPr>
+        <w:rPr>
+          <w:rFonts w:ascii="Roboto Serif" w:cs="Roboto Serif" w:eastAsia="Roboto Serif" w:hAnsi="Roboto Serif"/>
+          <w:b w:val="1"/>
+          <w:bCs w:val="1"/>
+        </w:rPr>
+      </w:pPr>
+      <w:r>
+        <w:rPr>
+          <w:rtl w:val="0"/>
+        </w:rPr>
+      </w:r>
+    </w:p>
+    <w:p>
+      <w:pPr>
+        <w:rPr>
+          <w:rFonts w:ascii="Roboto Serif" w:cs="Roboto Serif" w:eastAsia="Roboto Serif" w:hAnsi="Roboto Serif"/>
+          <w:b w:val="1"/>
+          <w:bCs w:val="1"/>
+        </w:rPr>
+      </w:pPr>
+      <w:r>
+        <w:rPr>
+          <w:rtl w:val="0"/>
+        </w:rPr>
+      </w:r>
+    </w:p>
+    <w:p>
+      <w:pPr>
+        <w:rPr>
+          <w:rFonts w:ascii="Roboto Serif" w:cs="Roboto Serif" w:eastAsia="Roboto Serif" w:hAnsi="Roboto Serif"/>
+          <w:b w:val="1"/>
+          <w:bCs w:val="1"/>
+        </w:rPr>
+      </w:pPr>
+      <w:r>
+        <w:rPr>
+          <w:rtl w:val="0"/>
+        </w:rPr>
+      </w:r>
+    </w:p>
+    <w:p>
+      <w:pPr>
+        <w:rPr>
+          <w:rFonts w:ascii="Roboto Serif" w:cs="Roboto Serif" w:eastAsia="Roboto Serif" w:hAnsi="Roboto Serif"/>
+          <w:b w:val="1"/>
+          <w:bCs w:val="1"/>
+        </w:rPr>
+      </w:pPr>
+      <w:r>
+        <w:rPr>
+          <w:rtl w:val="0"/>
+        </w:rPr>
+      </w:r>
+    </w:p>
+    <w:p>
+      <w:pPr>
+        <w:rPr>
+          <w:rFonts w:ascii="Roboto Serif" w:cs="Roboto Serif" w:eastAsia="Roboto Serif" w:hAnsi="Roboto Serif"/>
+          <w:b w:val="1"/>
+          <w:bCs w:val="1"/>
+        </w:rPr>
+      </w:pPr>
+      <w:r>
+        <w:rPr>
+          <w:rtl w:val="0"/>
+        </w:rPr>
+      </w:r>
+    </w:p>
+    <w:p>
+      <w:pPr>
+        <w:rPr>
+          <w:rFonts w:ascii="Roboto Serif" w:cs="Roboto Serif" w:eastAsia="Roboto Serif" w:hAnsi="Roboto Serif"/>
+          <w:b w:val="1"/>
+          <w:bCs w:val="1"/>
+        </w:rPr>
+      </w:pPr>
+      <w:r>
+        <w:rPr>
+          <w:rtl w:val="0"/>
+        </w:rPr>
+      </w:r>
+    </w:p>
+    <w:p>
+      <w:pPr>
+        <w:rPr>
+          <w:rFonts w:ascii="Roboto Serif" w:cs="Roboto Serif" w:eastAsia="Roboto Serif" w:hAnsi="Roboto Serif"/>
+          <w:b w:val="1"/>
+          <w:bCs w:val="1"/>
+        </w:rPr>
+      </w:pPr>
+      <w:r>
+        <w:rPr>
+          <w:rtl w:val="0"/>
+        </w:rPr>
+      </w:r>
+    </w:p>
+    <w:p>
+      <w:pPr>
+        <w:rPr>
+          <w:rFonts w:ascii="Roboto Serif" w:cs="Roboto Serif" w:eastAsia="Roboto Serif" w:hAnsi="Roboto Serif"/>
+          <w:b w:val="1"/>
+          <w:bCs w:val="1"/>
+        </w:rPr>
+      </w:pPr>
+      <w:r>
+        <w:rPr>
+          <w:rtl w:val="0"/>
+        </w:rPr>
+      </w:r>
+    </w:p>
+    <w:p>
+      <w:pPr>
+        <w:rPr>
+          <w:rFonts w:ascii="Roboto Serif" w:cs="Roboto Serif" w:eastAsia="Roboto Serif" w:hAnsi="Roboto Serif"/>
+          <w:b w:val="1"/>
+          <w:bCs w:val="1"/>
+        </w:rPr>
+      </w:pPr>
+      <w:r>
+        <w:rPr>
+          <w:rtl w:val="0"/>
+        </w:rPr>
+      </w:r>
+    </w:p>
+    <w:p>
+      <w:pPr>
+        <w:rPr>
+          <w:rFonts w:ascii="Roboto Serif" w:cs="Roboto Serif" w:eastAsia="Roboto Serif" w:hAnsi="Roboto Serif"/>
+          <w:b w:val="1"/>
+          <w:bCs w:val="1"/>
+        </w:rPr>
+      </w:pPr>
+      <w:r>
+        <w:rPr>
+          <w:rtl w:val="0"/>
+        </w:rPr>
+      </w:r>
+    </w:p>
+    <w:p>
+      <w:pPr>
+        <w:rPr>
+          <w:rFonts w:ascii="Roboto Serif" w:cs="Roboto Serif" w:eastAsia="Roboto Serif" w:hAnsi="Roboto Serif"/>
+          <w:b w:val="1"/>
+          <w:bCs w:val="1"/>
+        </w:rPr>
+      </w:pPr>
+      <w:r>
+        <w:rPr>
+          <w:rtl w:val="0"/>
+        </w:rPr>
+      </w:r>
+    </w:p>
+    <w:p>
+      <w:pPr>
+        <w:rPr>
+          <w:rFonts w:ascii="Roboto Serif" w:cs="Roboto Serif" w:eastAsia="Roboto Serif" w:hAnsi="Roboto Serif"/>
+          <w:b w:val="1"/>
+          <w:bCs w:val="1"/>
+        </w:rPr>
+      </w:pPr>
+      <w:r>
+        <w:rPr>
+          <w:rtl w:val="0"/>
+        </w:rPr>
+      </w:r>
+    </w:p>
+    <w:p>
+      <w:pPr>
+        <w:rPr>
+          <w:rFonts w:ascii="Roboto Serif" w:cs="Roboto Serif" w:eastAsia="Roboto Serif" w:hAnsi="Roboto Serif"/>
+          <w:b w:val="1"/>
+          <w:bCs w:val="1"/>
+        </w:rPr>
+      </w:pPr>
+      <w:r>
+        <w:rPr>
+          <w:rtl w:val="0"/>
+        </w:rPr>
+      </w:r>
+    </w:p>
+    <w:p>
+      <w:pPr>
+        <w:rPr>
+          <w:rFonts w:ascii="Roboto Serif" w:cs="Roboto Serif" w:eastAsia="Roboto Serif" w:hAnsi="Roboto Serif"/>
+          <w:b w:val="1"/>
+          <w:bCs w:val="1"/>
+        </w:rPr>
+      </w:pPr>
+      <w:r>
+        <w:rPr>
+          <w:rtl w:val="0"/>
+        </w:rPr>
+      </w:r>
+    </w:p>
+    <w:p>
+      <w:pPr>
+        <w:rPr>
+          <w:rFonts w:ascii="Roboto Serif" w:cs="Roboto Serif" w:eastAsia="Roboto Serif" w:hAnsi="Roboto Serif"/>
+          <w:b w:val="1"/>
+          <w:bCs w:val="1"/>
+        </w:rPr>
+      </w:pPr>
+      <w:r>
+        <w:rPr>
+          <w:rtl w:val="0"/>
+        </w:rPr>
+      </w:r>
+    </w:p>
+    <w:p>
+      <w:pPr>
+        <w:rPr>
+          <w:rFonts w:ascii="Roboto Serif" w:cs="Roboto Serif" w:eastAsia="Roboto Serif" w:hAnsi="Roboto Serif"/>
+          <w:b w:val="1"/>
+          <w:bCs w:val="1"/>
+        </w:rPr>
+      </w:pPr>
+      <w:r>
+        <w:rPr>
+          <w:rtl w:val="0"/>
+        </w:rPr>
+      </w:r>
+    </w:p>
+    <w:p>
+      <w:pPr>
+        <w:rPr>
+          <w:rFonts w:ascii="Roboto Serif" w:cs="Roboto Serif" w:eastAsia="Roboto Serif" w:hAnsi="Roboto Serif"/>
+          <w:b w:val="1"/>
+          <w:bCs w:val="1"/>
+        </w:rPr>
+      </w:pPr>
+      <w:r>
+        <w:rPr>
+          <w:rtl w:val="0"/>
+        </w:rPr>
+      </w:r>
+    </w:p>
+    <w:p>
+      <w:pPr>
+        <w:rPr>
+          <w:rFonts w:ascii="Roboto Serif" w:cs="Roboto Serif" w:eastAsia="Roboto Serif" w:hAnsi="Roboto Serif"/>
+          <w:b w:val="1"/>
+          <w:bCs w:val="1"/>
+        </w:rPr>
+      </w:pPr>
+      <w:r>
+        <w:rPr>
+          <w:rtl w:val="0"/>
+        </w:rPr>
+      </w:r>
+    </w:p>
+    <w:p>
+      <w:pPr>
+        <w:rPr>
+          <w:rFonts w:ascii="Roboto Serif" w:cs="Roboto Serif" w:eastAsia="Roboto Serif" w:hAnsi="Roboto Serif"/>
+          <w:b w:val="1"/>
+          <w:bCs w:val="1"/>
+        </w:rPr>
+      </w:pPr>
+      <w:r>
+        <w:rPr>
+          <w:rtl w:val="0"/>
+        </w:rPr>
+      </w:r>
+    </w:p>
+    <w:p>
+      <w:pPr>
+        <w:rPr>
+          <w:rFonts w:ascii="Roboto Serif" w:cs="Roboto Serif" w:eastAsia="Roboto Serif" w:hAnsi="Roboto Serif"/>
+          <w:b w:val="1"/>
+          <w:bCs w:val="1"/>
+        </w:rPr>
+      </w:pPr>
+      <w:r>
+        <w:rPr>
+          <w:rtl w:val="0"/>
+        </w:rPr>
+      </w:r>
+    </w:p>
+    <w:p>
+      <w:pPr>
+        <w:rPr>
+          <w:rFonts w:ascii="Roboto Serif" w:cs="Roboto Serif" w:eastAsia="Roboto Serif" w:hAnsi="Roboto Serif"/>
+          <w:b w:val="1"/>
+          <w:bCs w:val="1"/>
+        </w:rPr>
+      </w:pPr>
+      <w:r>
+        <w:rPr>
+          <w:rtl w:val="0"/>
+        </w:rPr>
+      </w:r>
+    </w:p>
+    <w:p>
+      <w:pPr>
+        <w:jc w:val="center"/>
+        <w:rPr>
+          <w:rFonts w:ascii="Roboto Serif" w:cs="Roboto Serif" w:eastAsia="Roboto Serif" w:hAnsi="Roboto Serif"/>
+          <w:b w:val="1"/>
+          <w:bCs w:val="1"/>
+          <w:sz w:val="26"/>
+          <w:szCs w:val="26"/>
+        </w:rPr>
+      </w:pPr>
+      <w:r>
+        <w:rPr>
+          <w:rFonts w:ascii="Roboto Serif" w:cs="Roboto Serif" w:eastAsia="Roboto Serif" w:hAnsi="Roboto Serif"/>
+          <w:b w:val="1"/>
+          <w:bCs w:val="1"/>
+          <w:sz w:val="26"/>
+          <w:szCs w:val="26"/>
+          <w:rtl w:val="0"/>
+        </w:rPr>
+        <w:t xml:space="preserve">8</w:t>
+      </w:r>
+    </w:p>
     <w:sectPr>
-      <w:headerReference r:id="rId16" w:type="default"/>
+      <w:headerReference r:id="rId15" w:type="default"/>
+      <w:headerReference r:id="rId16" w:type="first"/>
+      <w:footerReference r:id="rId17" w:type="default"/>
+      <w:footerReference r:id="rId18" w:type="first"/>
       <w:pgSz w:h="16834" w:w="11909" w:orient="portrait"/>
       <w:pgMar w:bottom="1440" w:top="1440" w:left="992.1259842519685" w:right="998.7401574803164" w:header="720" w:footer="720"/>
       <w:pgNumType w:start="1"/>
+      <w:titlePg w:val="1"/>
     </w:sectPr>
   </w:body>
 </w:document>
 </file>
 
+<file path=word/footer1.xml><?xml version="1.0" encoding="utf-8"?>
+<w:ftr xmlns:mc="http://schemas.openxmlformats.org/markup-compatibility/2006" xmlns:o="urn:schemas-microsoft-com:office:office" xmlns:r="http://schemas.openxmlformats.org/officeDocument/2006/relationships" xmlns:m="http://schemas.openxmlformats.org/officeDocument/2006/math" xmlns:v="urn:schemas-microsoft-com:vml" xmlns:wp="http://schemas.openxmlformats.org/drawingml/2006/wordprocessingDrawing" xmlns:w10="urn:schemas-microsoft-com:office:word" xmlns:w="http://schemas.openxmlformats.org/wordprocessingml/2006/main" xmlns:wne="http://schemas.microsoft.com/office/word/2006/wordml" xmlns:sl="http://schemas.openxmlformats.org/schemaLibrary/2006/main" xmlns:a="http://schemas.openxmlformats.org/drawingml/2006/main" xmlns:pic="http://schemas.openxmlformats.org/drawingml/2006/picture" xmlns:c="http://schemas.openxmlformats.org/drawingml/2006/chart" xmlns:lc="http://schemas.openxmlformats.org/drawingml/2006/lockedCanvas" xmlns:dgm="http://schemas.openxmlformats.org/drawingml/2006/diagram" xmlns:wps="http://schemas.microsoft.com/office/word/2010/wordprocessingShape" xmlns:wpg="http://schemas.microsoft.com/office/word/2010/wordprocessingGroup" xmlns:w14="http://schemas.microsoft.com/office/word/2010/wordml" xmlns:w15="http://schemas.microsoft.com/office/word/2012/wordml" xmlns:w16="http://schemas.microsoft.com/office/word/2018/wordml" xmlns:w16cex="http://schemas.microsoft.com/office/word/2018/wordml/cex" xmlns:w16cid="http://schemas.microsoft.com/office/word/2016/wordml/cid" xmlns="http://schemas.microsoft.com/office/tasks/2019/documenttasks" xmlns:cr="http://schemas.microsoft.com/office/comments/2020/reactions">
+  <w:p>
+    <w:pPr>
+      <w:jc w:val="center"/>
+      <w:rPr>
+        <w:rFonts w:ascii="Lexend" w:cs="Lexend" w:eastAsia="Lexend" w:hAnsi="Lexend"/>
+        <w:b w:val="1"/>
+        <w:bCs w:val="1"/>
+        <w:sz w:val="26"/>
+        <w:szCs w:val="26"/>
+      </w:rPr>
+    </w:pPr>
+    <w:r>
+      <w:rPr>
+        <w:rFonts w:ascii="Lexend" w:cs="Lexend" w:eastAsia="Lexend" w:hAnsi="Lexend"/>
+        <w:b w:val="1"/>
+        <w:bCs w:val="1"/>
+        <w:sz w:val="26"/>
+        <w:szCs w:val="26"/>
+        <w:rtl w:val="0"/>
+      </w:rPr>
+      <w:t xml:space="preserve">I</w:t>
+    </w:r>
+  </w:p>
+</w:ftr>
+</file>
+
+<file path=word/footer2.xml><?xml version="1.0" encoding="utf-8"?>
+<w:ftr xmlns:mc="http://schemas.openxmlformats.org/markup-compatibility/2006" xmlns:o="urn:schemas-microsoft-com:office:office" xmlns:r="http://schemas.openxmlformats.org/officeDocument/2006/relationships" xmlns:m="http://schemas.openxmlformats.org/officeDocument/2006/math" xmlns:v="urn:schemas-microsoft-com:vml" xmlns:wp="http://schemas.openxmlformats.org/drawingml/2006/wordprocessingDrawing" xmlns:w10="urn:schemas-microsoft-com:office:word" xmlns:w="http://schemas.openxmlformats.org/wordprocessingml/2006/main" xmlns:wne="http://schemas.microsoft.com/office/word/2006/wordml" xmlns:sl="http://schemas.openxmlformats.org/schemaLibrary/2006/main" xmlns:a="http://schemas.openxmlformats.org/drawingml/2006/main" xmlns:pic="http://schemas.openxmlformats.org/drawingml/2006/picture" xmlns:c="http://schemas.openxmlformats.org/drawingml/2006/chart" xmlns:lc="http://schemas.openxmlformats.org/drawingml/2006/lockedCanvas" xmlns:dgm="http://schemas.openxmlformats.org/drawingml/2006/diagram" xmlns:wps="http://schemas.microsoft.com/office/word/2010/wordprocessingShape" xmlns:wpg="http://schemas.microsoft.com/office/word/2010/wordprocessingGroup" xmlns:w14="http://schemas.microsoft.com/office/word/2010/wordml" xmlns:w15="http://schemas.microsoft.com/office/word/2012/wordml" xmlns:w16="http://schemas.microsoft.com/office/word/2018/wordml" xmlns:w16cex="http://schemas.microsoft.com/office/word/2018/wordml/cex" xmlns:w16cid="http://schemas.microsoft.com/office/word/2016/wordml/cid" xmlns="http://schemas.microsoft.com/office/tasks/2019/documenttasks" xmlns:cr="http://schemas.microsoft.com/office/comments/2020/reactions">
+  <w:p>
+    <w:pPr>
+      <w:rPr/>
+    </w:pPr>
+    <w:r>
+      <w:rPr>
+        <w:rtl w:val="0"/>
+      </w:rPr>
+    </w:r>
+  </w:p>
+</w:ftr>
+</file>
+
 <file path=word/header1.xml><?xml version="1.0" encoding="utf-8"?>
+<w:hdr xmlns:mc="http://schemas.openxmlformats.org/markup-compatibility/2006" xmlns:o="urn:schemas-microsoft-com:office:office" xmlns:r="http://schemas.openxmlformats.org/officeDocument/2006/relationships" xmlns:m="http://schemas.openxmlformats.org/officeDocument/2006/math" xmlns:v="urn:schemas-microsoft-com:vml" xmlns:wp="http://schemas.openxmlformats.org/drawingml/2006/wordprocessingDrawing" xmlns:w10="urn:schemas-microsoft-com:office:word" xmlns:w="http://schemas.openxmlformats.org/wordprocessingml/2006/main" xmlns:wne="http://schemas.microsoft.com/office/word/2006/wordml" xmlns:sl="http://schemas.openxmlformats.org/schemaLibrary/2006/main" xmlns:a="http://schemas.openxmlformats.org/drawingml/2006/main" xmlns:pic="http://schemas.openxmlformats.org/drawingml/2006/picture" xmlns:c="http://schemas.openxmlformats.org/drawingml/2006/chart" xmlns:lc="http://schemas.openxmlformats.org/drawingml/2006/lockedCanvas" xmlns:dgm="http://schemas.openxmlformats.org/drawingml/2006/diagram" xmlns:wps="http://schemas.microsoft.com/office/word/2010/wordprocessingShape" xmlns:wpg="http://schemas.microsoft.com/office/word/2010/wordprocessingGroup" xmlns:w14="http://schemas.microsoft.com/office/word/2010/wordml" xmlns:w15="http://schemas.microsoft.com/office/word/2012/wordml" xmlns:w16="http://schemas.microsoft.com/office/word/2018/wordml" xmlns:w16cex="http://schemas.microsoft.com/office/word/2018/wordml/cex" xmlns:w16cid="http://schemas.microsoft.com/office/word/2016/wordml/cid" xmlns="http://schemas.microsoft.com/office/tasks/2019/documenttasks" xmlns:cr="http://schemas.microsoft.com/office/comments/2020/reactions">
+  <w:p>
+    <w:pPr>
+      <w:rPr/>
+    </w:pPr>
+    <w:r>
+      <w:rPr>
+        <w:rtl w:val="0"/>
+      </w:rPr>
+    </w:r>
+  </w:p>
+</w:hdr>
+</file>
+
+<file path=word/header2.xml><?xml version="1.0" encoding="utf-8"?>
 <w:hdr xmlns:mc="http://schemas.openxmlformats.org/markup-compatibility/2006" xmlns:o="urn:schemas-microsoft-com:office:office" xmlns:r="http://schemas.openxmlformats.org/officeDocument/2006/relationships" xmlns:m="http://schemas.openxmlformats.org/officeDocument/2006/math" xmlns:v="urn:schemas-microsoft-com:vml" xmlns:wp="http://schemas.openxmlformats.org/drawingml/2006/wordprocessingDrawing" xmlns:w10="urn:schemas-microsoft-com:office:word" xmlns:w="http://schemas.openxmlformats.org/wordprocessingml/2006/main" xmlns:wne="http://schemas.microsoft.com/office/word/2006/wordml" xmlns:sl="http://schemas.openxmlformats.org/schemaLibrary/2006/main" xmlns:a="http://schemas.openxmlformats.org/drawingml/2006/main" xmlns:pic="http://schemas.openxmlformats.org/drawingml/2006/picture" xmlns:c="http://schemas.openxmlformats.org/drawingml/2006/chart" xmlns:lc="http://schemas.openxmlformats.org/drawingml/2006/lockedCanvas" xmlns:dgm="http://schemas.openxmlformats.org/drawingml/2006/diagram" xmlns:wps="http://schemas.microsoft.com/office/word/2010/wordprocessingShape" xmlns:wpg="http://schemas.microsoft.com/office/word/2010/wordprocessingGroup" xmlns:w14="http://schemas.microsoft.com/office/word/2010/wordml" xmlns:w15="http://schemas.microsoft.com/office/word/2012/wordml" xmlns:w16="http://schemas.microsoft.com/office/word/2018/wordml" xmlns:w16cex="http://schemas.microsoft.com/office/word/2018/wordml/cex" xmlns:w16cid="http://schemas.microsoft.com/office/word/2016/wordml/cid" xmlns="http://schemas.microsoft.com/office/tasks/2019/documenttasks" xmlns:cr="http://schemas.microsoft.com/office/comments/2020/reactions">
   <w:p>
     <w:pPr>
